--- a/policies/build/chapters_v2/MOM/Document/MOM_Package/MOM8/SOP_ADR_Medication_Error_Reporting.docx
+++ b/policies/build/chapters_v2/MOM/Document/MOM_Package/MOM8/SOP_ADR_Medication_Error_Reporting.docx
@@ -446,7 +446,7 @@
         <w:spacing w:after="80"/>
       </w:pPr>
       <w:r>
-        <w:t xml:space="preserve">HCO_MOM_8_v2_REWRITE_DRAFT — MOM.8 policy</w:t>
+        <w:t>Policy on Monitoring after Medication Administration (HCO/MOM/POL/08) — MOM.8 policy</w:t>
       </w:r>
     </w:p>
     <w:p>

--- a/policies/build/chapters_v2/MOM/Document/MOM_Package/MOM8/SOP_ADR_Medication_Error_Reporting.docx
+++ b/policies/build/chapters_v2/MOM/Document/MOM_Package/MOM8/SOP_ADR_Medication_Error_Reporting.docx
@@ -340,6 +340,14 @@
         <w:spacing w:after="120"/>
       </w:pPr>
       <w:r>
+        <w:t>A near-miss is an unplanned event that did not result in injury, illness or damage, but had the potential to. A medication error is any preventable event that may cause or lead to inappropriate medication use or patient harm while the medication is under the control of the healthcare professional, patient or consumer. An adverse drug reaction is a response to a drug that is noxious and unintended, occurring at doses normally used for prophylaxis, diagnosis or therapy (NABH Guidebook, Glossary of Terms).</w:t>
+      </w:r>
+    </w:p>
+    <w:p>
+      <w:pPr>
+        <w:spacing w:after="120"/>
+      </w:pPr>
+      <w:r>
         <w:rPr>
           <w:b/>
           <w:bCs/>
